--- a/הַסֵּפֶר/הַתּוֹרָה/01 בראשית/18 בראשית יח.docx
+++ b/הַסֵּפֶר/הַתּוֹרָה/01 בראשית/18 בראשית יח.docx
@@ -41,7 +41,7 @@
           <w:pgNumType w:start="1"/>
         </w:sectPr>
       </w:pPr>
-      <w:bookmarkStart w:colFirst="0" w:colLast="0" w:name="_maloyyel0w4x" w:id="0"/>
+      <w:bookmarkStart w:colFirst="0" w:colLast="0" w:name="_68ujqq6rt65t" w:id="0"/>
       <w:bookmarkEnd w:id="0"/>
       <w:r>
         <w:rPr>

--- a/הַסֵּפֶר/הַתּוֹרָה/01 בראשית/18 בראשית יח.docx
+++ b/הַסֵּפֶר/הַתּוֹרָה/01 בראשית/18 בראשית יח.docx
@@ -41,7 +41,7 @@
           <w:pgNumType w:start="1"/>
         </w:sectPr>
       </w:pPr>
-      <w:bookmarkStart w:colFirst="0" w:colLast="0" w:name="_68ujqq6rt65t" w:id="0"/>
+      <w:bookmarkStart w:colFirst="0" w:colLast="0" w:name="_3pbjx5ju7md8" w:id="0"/>
       <w:bookmarkEnd w:id="0"/>
       <w:r>
         <w:rPr>

--- a/הַסֵּפֶר/הַתּוֹרָה/01 בראשית/18 בראשית יח.docx
+++ b/הַסֵּפֶר/הַתּוֹרָה/01 בראשית/18 בראשית יח.docx
@@ -41,7 +41,7 @@
           <w:pgNumType w:start="1"/>
         </w:sectPr>
       </w:pPr>
-      <w:bookmarkStart w:colFirst="0" w:colLast="0" w:name="_3pbjx5ju7md8" w:id="0"/>
+      <w:bookmarkStart w:colFirst="0" w:colLast="0" w:name="_1vs8ziltx8yr" w:id="0"/>
       <w:bookmarkEnd w:id="0"/>
       <w:r>
         <w:rPr>
